--- a/Documentación/Documentación TurnoSync.docx
+++ b/Documentación/Documentación TurnoSync.docx
@@ -10517,6 +10517,7 @@
   <w:style w:type="character" w:default="1" w:styleId="Fuentedeprrafopredeter">
     <w:name w:val="Default Paragraph Font"/>
     <w:uiPriority w:val="1"/>
+    <w:semiHidden/>
     <w:unhideWhenUsed/>
   </w:style>
   <w:style w:type="table" w:default="1" w:styleId="Tablanormal">

--- a/Documentación/Documentación TurnoSync.docx
+++ b/Documentación/Documentación TurnoSync.docx
@@ -4,10 +4,810 @@
   <w:body>
     <w:p>
       <w:pPr>
+        <w:rPr>
+          <w:rFonts w:ascii="Times New Roman" w:hAnsi="Times New Roman" w:cs="Times New Roman"/>
+        </w:rPr>
+      </w:pPr>
+      <w:r>
+        <w:rPr>
+          <w:rFonts w:ascii="Times New Roman" w:hAnsi="Times New Roman" w:cs="Times New Roman"/>
+          <w:noProof/>
+        </w:rPr>
+        <mc:AlternateContent>
+          <mc:Choice Requires="wps">
+            <w:drawing>
+              <wp:anchor distT="45720" distB="45720" distL="114300" distR="114300" simplePos="0" relativeHeight="251664384" behindDoc="0" locked="0" layoutInCell="1" allowOverlap="1" wp14:anchorId="3751787F" wp14:editId="43C6B667">
+                <wp:simplePos x="0" y="0"/>
+                <wp:positionH relativeFrom="margin">
+                  <wp:posOffset>340995</wp:posOffset>
+                </wp:positionH>
+                <wp:positionV relativeFrom="paragraph">
+                  <wp:posOffset>1558925</wp:posOffset>
+                </wp:positionV>
+                <wp:extent cx="5511165" cy="774065"/>
+                <wp:effectExtent l="0" t="0" r="0" b="0"/>
+                <wp:wrapSquare wrapText="bothSides"/>
+                <wp:docPr id="1741332628" name="Text Box 2"/>
+                <wp:cNvGraphicFramePr>
+                  <a:graphicFrameLocks xmlns:a="http://schemas.openxmlformats.org/drawingml/2006/main"/>
+                </wp:cNvGraphicFramePr>
+                <a:graphic xmlns:a="http://schemas.openxmlformats.org/drawingml/2006/main">
+                  <a:graphicData uri="http://schemas.microsoft.com/office/word/2010/wordprocessingShape">
+                    <wps:wsp>
+                      <wps:cNvSpPr txBox="1">
+                        <a:spLocks noChangeArrowheads="1"/>
+                      </wps:cNvSpPr>
+                      <wps:spPr bwMode="auto">
+                        <a:xfrm>
+                          <a:off x="0" y="0"/>
+                          <a:ext cx="5511165" cy="774065"/>
+                        </a:xfrm>
+                        <a:prstGeom prst="rect">
+                          <a:avLst/>
+                        </a:prstGeom>
+                        <a:noFill/>
+                        <a:ln w="9525">
+                          <a:noFill/>
+                          <a:miter lim="800000"/>
+                          <a:headEnd/>
+                          <a:tailEnd/>
+                        </a:ln>
+                      </wps:spPr>
+                      <wps:txbx>
+                        <w:txbxContent>
+                          <w:p>
+                            <w:pPr>
+                              <w:pStyle w:val="Ttulo"/>
+                              <w:jc w:val="center"/>
+                              <w:rPr>
+                                <w:rFonts w:ascii="Times New Roman" w:hAnsi="Times New Roman" w:cs="Times New Roman"/>
+                                <w:color w:val="0070C0"/>
+                                <w:sz w:val="72"/>
+                                <w:szCs w:val="72"/>
+                              </w:rPr>
+                            </w:pPr>
+                            <w:r>
+                              <w:rPr>
+                                <w:rFonts w:ascii="Times New Roman" w:hAnsi="Times New Roman" w:cs="Times New Roman"/>
+                                <w:color w:val="0070C0"/>
+                                <w:sz w:val="72"/>
+                                <w:szCs w:val="72"/>
+                              </w:rPr>
+                              <w:t>Curso</w:t>
+                            </w:r>
+                            <w:r>
+                              <w:rPr>
+                                <w:rFonts w:ascii="Times New Roman" w:hAnsi="Times New Roman" w:cs="Times New Roman"/>
+                                <w:color w:val="0070C0"/>
+                                <w:sz w:val="72"/>
+                                <w:szCs w:val="72"/>
+                              </w:rPr>
+                              <w:t>-</w:t>
+                            </w:r>
+                            <w:r>
+                              <w:rPr>
+                                <w:rFonts w:ascii="Times New Roman" w:hAnsi="Times New Roman" w:cs="Times New Roman"/>
+                                <w:color w:val="0070C0"/>
+                                <w:sz w:val="72"/>
+                                <w:szCs w:val="72"/>
+                              </w:rPr>
+                              <w:t>SC-303</w:t>
+                            </w:r>
+                          </w:p>
+                          <w:p>
+                            <w:pPr>
+                              <w:jc w:val="center"/>
+                              <w:rPr>
+                                <w:rFonts w:ascii="Times New Roman" w:hAnsi="Times New Roman" w:cs="Times New Roman"/>
+                                <w:sz w:val="40"/>
+                                <w:szCs w:val="36"/>
+                              </w:rPr>
+                            </w:pPr>
+                          </w:p>
+                        </w:txbxContent>
+                      </wps:txbx>
+                      <wps:bodyPr rot="0" vert="horz" wrap="square" lIns="91440" tIns="45720" rIns="91440" bIns="45720" anchor="t" anchorCtr="0">
+                        <a:noAutofit/>
+                      </wps:bodyPr>
+                    </wps:wsp>
+                  </a:graphicData>
+                </a:graphic>
+                <wp14:sizeRelH relativeFrom="margin">
+                  <wp14:pctWidth>0</wp14:pctWidth>
+                </wp14:sizeRelH>
+                <wp14:sizeRelV relativeFrom="margin">
+                  <wp14:pctHeight>0</wp14:pctHeight>
+                </wp14:sizeRelV>
+              </wp:anchor>
+            </w:drawing>
+          </mc:Choice>
+          <mc:Fallback>
+            <w:pict>
+              <v:shapetype w14:anchorId="3751787F" id="_x0000_t202" coordsize="21600,21600" o:spt="202" path="m,l,21600r21600,l21600,xe">
+                <v:stroke joinstyle="miter"/>
+                <v:path gradientshapeok="t" o:connecttype="rect"/>
+              </v:shapetype>
+              <v:shape id="Text Box 2" o:spid="_x0000_s1026" type="#_x0000_t202" style="position:absolute;margin-left:26.85pt;margin-top:122.75pt;width:433.95pt;height:60.95pt;z-index:251664384;visibility:visible;mso-wrap-style:square;mso-width-percent:0;mso-height-percent:0;mso-wrap-distance-left:9pt;mso-wrap-distance-top:3.6pt;mso-wrap-distance-right:9pt;mso-wrap-distance-bottom:3.6pt;mso-position-horizontal:absolute;mso-position-horizontal-relative:margin;mso-position-vertical:absolute;mso-position-vertical-relative:text;mso-width-percent:0;mso-height-percent:0;mso-width-relative:margin;mso-height-relative:margin;v-text-anchor:top" o:gfxdata="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" filled="f" stroked="f">
+                <v:textbox>
+                  <w:txbxContent>
+                    <w:p>
+                      <w:pPr>
+                        <w:pStyle w:val="Ttulo"/>
+                        <w:jc w:val="center"/>
+                        <w:rPr>
+                          <w:rFonts w:ascii="Times New Roman" w:hAnsi="Times New Roman" w:cs="Times New Roman"/>
+                          <w:color w:val="0070C0"/>
+                          <w:sz w:val="72"/>
+                          <w:szCs w:val="72"/>
+                        </w:rPr>
+                      </w:pPr>
+                      <w:r>
+                        <w:rPr>
+                          <w:rFonts w:ascii="Times New Roman" w:hAnsi="Times New Roman" w:cs="Times New Roman"/>
+                          <w:color w:val="0070C0"/>
+                          <w:sz w:val="72"/>
+                          <w:szCs w:val="72"/>
+                        </w:rPr>
+                        <w:t>Curso</w:t>
+                      </w:r>
+                      <w:r>
+                        <w:rPr>
+                          <w:rFonts w:ascii="Times New Roman" w:hAnsi="Times New Roman" w:cs="Times New Roman"/>
+                          <w:color w:val="0070C0"/>
+                          <w:sz w:val="72"/>
+                          <w:szCs w:val="72"/>
+                        </w:rPr>
+                        <w:t>-</w:t>
+                      </w:r>
+                      <w:r>
+                        <w:rPr>
+                          <w:rFonts w:ascii="Times New Roman" w:hAnsi="Times New Roman" w:cs="Times New Roman"/>
+                          <w:color w:val="0070C0"/>
+                          <w:sz w:val="72"/>
+                          <w:szCs w:val="72"/>
+                        </w:rPr>
+                        <w:t>SC-303</w:t>
+                      </w:r>
+                    </w:p>
+                    <w:p>
+                      <w:pPr>
+                        <w:jc w:val="center"/>
+                        <w:rPr>
+                          <w:rFonts w:ascii="Times New Roman" w:hAnsi="Times New Roman" w:cs="Times New Roman"/>
+                          <w:sz w:val="40"/>
+                          <w:szCs w:val="36"/>
+                        </w:rPr>
+                      </w:pPr>
+                    </w:p>
+                  </w:txbxContent>
+                </v:textbox>
+                <w10:wrap type="square" anchorx="margin"/>
+              </v:shape>
+            </w:pict>
+          </mc:Fallback>
+        </mc:AlternateContent>
+      </w:r>
+      <w:r>
+        <w:rPr>
+          <w:rFonts w:ascii="Times New Roman" w:hAnsi="Times New Roman" w:cs="Times New Roman"/>
+          <w:noProof/>
+        </w:rPr>
+        <mc:AlternateContent>
+          <mc:Choice Requires="wps">
+            <w:drawing>
+              <wp:anchor distT="45720" distB="45720" distL="114300" distR="114300" simplePos="0" relativeHeight="251660288" behindDoc="0" locked="0" layoutInCell="1" allowOverlap="1" wp14:anchorId="1CD358BF" wp14:editId="1AA97CAB">
+                <wp:simplePos x="0" y="0"/>
+                <wp:positionH relativeFrom="margin">
+                  <wp:posOffset>337185</wp:posOffset>
+                </wp:positionH>
+                <wp:positionV relativeFrom="paragraph">
+                  <wp:posOffset>3473450</wp:posOffset>
+                </wp:positionV>
+                <wp:extent cx="5511165" cy="774065"/>
+                <wp:effectExtent l="0" t="0" r="0" b="0"/>
+                <wp:wrapSquare wrapText="bothSides"/>
+                <wp:docPr id="5" name="Text Box 2"/>
+                <wp:cNvGraphicFramePr>
+                  <a:graphicFrameLocks xmlns:a="http://schemas.openxmlformats.org/drawingml/2006/main"/>
+                </wp:cNvGraphicFramePr>
+                <a:graphic xmlns:a="http://schemas.openxmlformats.org/drawingml/2006/main">
+                  <a:graphicData uri="http://schemas.microsoft.com/office/word/2010/wordprocessingShape">
+                    <wps:wsp>
+                      <wps:cNvSpPr txBox="1">
+                        <a:spLocks noChangeArrowheads="1"/>
+                      </wps:cNvSpPr>
+                      <wps:spPr bwMode="auto">
+                        <a:xfrm>
+                          <a:off x="0" y="0"/>
+                          <a:ext cx="5511165" cy="774065"/>
+                        </a:xfrm>
+                        <a:prstGeom prst="rect">
+                          <a:avLst/>
+                        </a:prstGeom>
+                        <a:noFill/>
+                        <a:ln w="9525">
+                          <a:noFill/>
+                          <a:miter lim="800000"/>
+                          <a:headEnd/>
+                          <a:tailEnd/>
+                        </a:ln>
+                      </wps:spPr>
+                      <wps:txbx>
+                        <w:txbxContent>
+                          <w:p>
+                            <w:pPr>
+                              <w:pStyle w:val="Ttulo"/>
+                              <w:jc w:val="center"/>
+                              <w:rPr>
+                                <w:rFonts w:ascii="Times New Roman" w:hAnsi="Times New Roman" w:cs="Times New Roman"/>
+                                <w:sz w:val="44"/>
+                                <w:szCs w:val="44"/>
+                              </w:rPr>
+                            </w:pPr>
+                            <w:proofErr w:type="spellStart"/>
+                            <w:r>
+                              <w:rPr>
+                                <w:rFonts w:ascii="Times New Roman" w:hAnsi="Times New Roman" w:cs="Times New Roman"/>
+                                <w:sz w:val="44"/>
+                                <w:szCs w:val="44"/>
+                              </w:rPr>
+                              <w:t>TurnoSync</w:t>
+                            </w:r>
+                            <w:proofErr w:type="spellEnd"/>
+                            <w:r>
+                              <w:rPr>
+                                <w:rFonts w:ascii="Times New Roman" w:hAnsi="Times New Roman" w:cs="Times New Roman"/>
+                                <w:sz w:val="44"/>
+                                <w:szCs w:val="44"/>
+                              </w:rPr>
+                              <w:t xml:space="preserve"> </w:t>
+                            </w:r>
+                            <w:r>
+                              <w:rPr>
+                                <w:rFonts w:ascii="Times New Roman" w:hAnsi="Times New Roman" w:cs="Times New Roman"/>
+                                <w:sz w:val="44"/>
+                                <w:szCs w:val="44"/>
+                              </w:rPr>
+                              <w:t>Sistema de Gestión de Turnos Cliente/Servidor Concurrente en Java</w:t>
+                            </w:r>
+                          </w:p>
+                          <w:p>
+                            <w:pPr>
+                              <w:jc w:val="center"/>
+                              <w:rPr>
+                                <w:rFonts w:ascii="Times New Roman" w:hAnsi="Times New Roman" w:cs="Times New Roman"/>
+                                <w:sz w:val="40"/>
+                                <w:szCs w:val="36"/>
+                              </w:rPr>
+                            </w:pPr>
+                          </w:p>
+                        </w:txbxContent>
+                      </wps:txbx>
+                      <wps:bodyPr rot="0" vert="horz" wrap="square" lIns="91440" tIns="45720" rIns="91440" bIns="45720" anchor="t" anchorCtr="0">
+                        <a:noAutofit/>
+                      </wps:bodyPr>
+                    </wps:wsp>
+                  </a:graphicData>
+                </a:graphic>
+                <wp14:sizeRelH relativeFrom="margin">
+                  <wp14:pctWidth>0</wp14:pctWidth>
+                </wp14:sizeRelH>
+                <wp14:sizeRelV relativeFrom="margin">
+                  <wp14:pctHeight>0</wp14:pctHeight>
+                </wp14:sizeRelV>
+              </wp:anchor>
+            </w:drawing>
+          </mc:Choice>
+          <mc:Fallback>
+            <w:pict>
+              <v:shape w14:anchorId="1CD358BF" id="_x0000_s1027" type="#_x0000_t202" style="position:absolute;margin-left:26.55pt;margin-top:273.5pt;width:433.95pt;height:60.95pt;z-index:251660288;visibility:visible;mso-wrap-style:square;mso-width-percent:0;mso-height-percent:0;mso-wrap-distance-left:9pt;mso-wrap-distance-top:3.6pt;mso-wrap-distance-right:9pt;mso-wrap-distance-bottom:3.6pt;mso-position-horizontal:absolute;mso-position-horizontal-relative:margin;mso-position-vertical:absolute;mso-position-vertical-relative:text;mso-width-percent:0;mso-height-percent:0;mso-width-relative:margin;mso-height-relative:margin;v-text-anchor:top" o:gfxdata="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" filled="f" stroked="f">
+                <v:textbox>
+                  <w:txbxContent>
+                    <w:p>
+                      <w:pPr>
+                        <w:pStyle w:val="Ttulo"/>
+                        <w:jc w:val="center"/>
+                        <w:rPr>
+                          <w:rFonts w:ascii="Times New Roman" w:hAnsi="Times New Roman" w:cs="Times New Roman"/>
+                          <w:sz w:val="44"/>
+                          <w:szCs w:val="44"/>
+                        </w:rPr>
+                      </w:pPr>
+                      <w:proofErr w:type="spellStart"/>
+                      <w:r>
+                        <w:rPr>
+                          <w:rFonts w:ascii="Times New Roman" w:hAnsi="Times New Roman" w:cs="Times New Roman"/>
+                          <w:sz w:val="44"/>
+                          <w:szCs w:val="44"/>
+                        </w:rPr>
+                        <w:t>TurnoSync</w:t>
+                      </w:r>
+                      <w:proofErr w:type="spellEnd"/>
+                      <w:r>
+                        <w:rPr>
+                          <w:rFonts w:ascii="Times New Roman" w:hAnsi="Times New Roman" w:cs="Times New Roman"/>
+                          <w:sz w:val="44"/>
+                          <w:szCs w:val="44"/>
+                        </w:rPr>
+                        <w:t xml:space="preserve"> </w:t>
+                      </w:r>
+                      <w:r>
+                        <w:rPr>
+                          <w:rFonts w:ascii="Times New Roman" w:hAnsi="Times New Roman" w:cs="Times New Roman"/>
+                          <w:sz w:val="44"/>
+                          <w:szCs w:val="44"/>
+                        </w:rPr>
+                        <w:t>Sistema de Gestión de Turnos Cliente/Servidor Concurrente en Java</w:t>
+                      </w:r>
+                    </w:p>
+                    <w:p>
+                      <w:pPr>
+                        <w:jc w:val="center"/>
+                        <w:rPr>
+                          <w:rFonts w:ascii="Times New Roman" w:hAnsi="Times New Roman" w:cs="Times New Roman"/>
+                          <w:sz w:val="40"/>
+                          <w:szCs w:val="36"/>
+                        </w:rPr>
+                      </w:pPr>
+                    </w:p>
+                  </w:txbxContent>
+                </v:textbox>
+                <w10:wrap type="square" anchorx="margin"/>
+              </v:shape>
+            </w:pict>
+          </mc:Fallback>
+        </mc:AlternateContent>
+      </w:r>
+      <w:r>
+        <w:rPr>
+          <w:rFonts w:ascii="Times New Roman" w:hAnsi="Times New Roman" w:cs="Times New Roman"/>
+          <w:noProof/>
+        </w:rPr>
+        <mc:AlternateContent>
+          <mc:Choice Requires="wps">
+            <w:drawing>
+              <wp:anchor distT="45720" distB="45720" distL="114300" distR="114300" simplePos="0" relativeHeight="251662336" behindDoc="1" locked="0" layoutInCell="1" allowOverlap="1" wp14:anchorId="27EA88C1" wp14:editId="73205BFF">
+                <wp:simplePos x="0" y="0"/>
+                <wp:positionH relativeFrom="margin">
+                  <wp:posOffset>302895</wp:posOffset>
+                </wp:positionH>
+                <wp:positionV relativeFrom="paragraph">
+                  <wp:posOffset>5227955</wp:posOffset>
+                </wp:positionV>
+                <wp:extent cx="5580380" cy="1103630"/>
+                <wp:effectExtent l="0" t="0" r="0" b="1270"/>
+                <wp:wrapTight wrapText="bothSides">
+                  <wp:wrapPolygon edited="0">
+                    <wp:start x="221" y="0"/>
+                    <wp:lineTo x="221" y="21252"/>
+                    <wp:lineTo x="21310" y="21252"/>
+                    <wp:lineTo x="21310" y="0"/>
+                    <wp:lineTo x="221" y="0"/>
+                  </wp:wrapPolygon>
+                </wp:wrapTight>
+                <wp:docPr id="429583348" name="Text Box 2"/>
+                <wp:cNvGraphicFramePr>
+                  <a:graphicFrameLocks xmlns:a="http://schemas.openxmlformats.org/drawingml/2006/main"/>
+                </wp:cNvGraphicFramePr>
+                <a:graphic xmlns:a="http://schemas.openxmlformats.org/drawingml/2006/main">
+                  <a:graphicData uri="http://schemas.microsoft.com/office/word/2010/wordprocessingShape">
+                    <wps:wsp>
+                      <wps:cNvSpPr txBox="1">
+                        <a:spLocks noChangeArrowheads="1"/>
+                      </wps:cNvSpPr>
+                      <wps:spPr bwMode="auto">
+                        <a:xfrm>
+                          <a:off x="0" y="0"/>
+                          <a:ext cx="5580380" cy="1103630"/>
+                        </a:xfrm>
+                        <a:prstGeom prst="rect">
+                          <a:avLst/>
+                        </a:prstGeom>
+                        <a:noFill/>
+                        <a:ln w="9525">
+                          <a:noFill/>
+                          <a:miter lim="800000"/>
+                          <a:headEnd/>
+                          <a:tailEnd/>
+                        </a:ln>
+                      </wps:spPr>
+                      <wps:txbx>
+                        <w:txbxContent>
+                          <w:p>
+                            <w:pPr>
+                              <w:rPr>
+                                <w:rFonts w:ascii="Times New Roman" w:hAnsi="Times New Roman" w:cs="Times New Roman"/>
+                                <w:b/>
+                                <w:bCs/>
+                                <w:color w:val="0070C0"/>
+                                <w:sz w:val="36"/>
+                                <w:szCs w:val="36"/>
+                              </w:rPr>
+                            </w:pPr>
+                            <w:r>
+                              <w:rPr>
+                                <w:rFonts w:ascii="Times New Roman" w:hAnsi="Times New Roman" w:cs="Times New Roman"/>
+                                <w:b/>
+                                <w:bCs/>
+                                <w:color w:val="0070C0"/>
+                                <w:sz w:val="36"/>
+                                <w:szCs w:val="36"/>
+                              </w:rPr>
+                              <w:t xml:space="preserve">Integrantes: </w:t>
+                            </w:r>
+                          </w:p>
+                          <w:p>
+                            <w:pPr>
+                              <w:jc w:val="center"/>
+                              <w:rPr>
+                                <w:rFonts w:ascii="Times New Roman" w:hAnsi="Times New Roman" w:cs="Times New Roman"/>
+                                <w:sz w:val="40"/>
+                                <w:szCs w:val="36"/>
+                              </w:rPr>
+                            </w:pPr>
+                            <w:r>
+                              <w:rPr>
+                                <w:rFonts w:ascii="Times New Roman" w:hAnsi="Times New Roman" w:cs="Times New Roman"/>
+                                <w:sz w:val="40"/>
+                                <w:szCs w:val="36"/>
+                              </w:rPr>
+                              <w:t>Anthony Fabian Mora Herrera</w:t>
+                            </w:r>
+                            <w:r>
+                              <w:rPr>
+                                <w:rFonts w:ascii="Times New Roman" w:hAnsi="Times New Roman" w:cs="Times New Roman"/>
+                                <w:sz w:val="40"/>
+                                <w:szCs w:val="36"/>
+                              </w:rPr>
+                              <w:br/>
+                            </w:r>
+                          </w:p>
+                          <w:p>
+                            <w:pPr>
+                              <w:jc w:val="center"/>
+                              <w:rPr>
+                                <w:rFonts w:ascii="Times New Roman" w:hAnsi="Times New Roman" w:cs="Times New Roman"/>
+                                <w:sz w:val="40"/>
+                                <w:szCs w:val="36"/>
+                              </w:rPr>
+                            </w:pPr>
+                          </w:p>
+                        </w:txbxContent>
+                      </wps:txbx>
+                      <wps:bodyPr rot="0" vert="horz" wrap="square" lIns="91440" tIns="45720" rIns="91440" bIns="45720" anchor="t" anchorCtr="0">
+                        <a:noAutofit/>
+                      </wps:bodyPr>
+                    </wps:wsp>
+                  </a:graphicData>
+                </a:graphic>
+                <wp14:sizeRelH relativeFrom="margin">
+                  <wp14:pctWidth>0</wp14:pctWidth>
+                </wp14:sizeRelH>
+                <wp14:sizeRelV relativeFrom="margin">
+                  <wp14:pctHeight>0</wp14:pctHeight>
+                </wp14:sizeRelV>
+              </wp:anchor>
+            </w:drawing>
+          </mc:Choice>
+          <mc:Fallback>
+            <w:pict>
+              <v:shape w14:anchorId="27EA88C1" id="_x0000_s1028" type="#_x0000_t202" style="position:absolute;margin-left:23.85pt;margin-top:411.65pt;width:439.4pt;height:86.9pt;z-index:-251654144;visibility:visible;mso-wrap-style:square;mso-width-percent:0;mso-height-percent:0;mso-wrap-distance-left:9pt;mso-wrap-distance-top:3.6pt;mso-wrap-distance-right:9pt;mso-wrap-distance-bottom:3.6pt;mso-position-horizontal:absolute;mso-position-horizontal-relative:margin;mso-position-vertical:absolute;mso-position-vertical-relative:text;mso-width-percent:0;mso-height-percent:0;mso-width-relative:margin;mso-height-relative:margin;v-text-anchor:top" o:gfxdata="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" filled="f" stroked="f">
+                <v:textbox>
+                  <w:txbxContent>
+                    <w:p>
+                      <w:pPr>
+                        <w:rPr>
+                          <w:rFonts w:ascii="Times New Roman" w:hAnsi="Times New Roman" w:cs="Times New Roman"/>
+                          <w:b/>
+                          <w:bCs/>
+                          <w:color w:val="0070C0"/>
+                          <w:sz w:val="36"/>
+                          <w:szCs w:val="36"/>
+                        </w:rPr>
+                      </w:pPr>
+                      <w:r>
+                        <w:rPr>
+                          <w:rFonts w:ascii="Times New Roman" w:hAnsi="Times New Roman" w:cs="Times New Roman"/>
+                          <w:b/>
+                          <w:bCs/>
+                          <w:color w:val="0070C0"/>
+                          <w:sz w:val="36"/>
+                          <w:szCs w:val="36"/>
+                        </w:rPr>
+                        <w:t xml:space="preserve">Integrantes: </w:t>
+                      </w:r>
+                    </w:p>
+                    <w:p>
+                      <w:pPr>
+                        <w:jc w:val="center"/>
+                        <w:rPr>
+                          <w:rFonts w:ascii="Times New Roman" w:hAnsi="Times New Roman" w:cs="Times New Roman"/>
+                          <w:sz w:val="40"/>
+                          <w:szCs w:val="36"/>
+                        </w:rPr>
+                      </w:pPr>
+                      <w:r>
+                        <w:rPr>
+                          <w:rFonts w:ascii="Times New Roman" w:hAnsi="Times New Roman" w:cs="Times New Roman"/>
+                          <w:sz w:val="40"/>
+                          <w:szCs w:val="36"/>
+                        </w:rPr>
+                        <w:t>Anthony Fabian Mora Herrera</w:t>
+                      </w:r>
+                      <w:r>
+                        <w:rPr>
+                          <w:rFonts w:ascii="Times New Roman" w:hAnsi="Times New Roman" w:cs="Times New Roman"/>
+                          <w:sz w:val="40"/>
+                          <w:szCs w:val="36"/>
+                        </w:rPr>
+                        <w:br/>
+                      </w:r>
+                    </w:p>
+                    <w:p>
+                      <w:pPr>
+                        <w:jc w:val="center"/>
+                        <w:rPr>
+                          <w:rFonts w:ascii="Times New Roman" w:hAnsi="Times New Roman" w:cs="Times New Roman"/>
+                          <w:sz w:val="40"/>
+                          <w:szCs w:val="36"/>
+                        </w:rPr>
+                      </w:pPr>
+                    </w:p>
+                  </w:txbxContent>
+                </v:textbox>
+                <w10:wrap type="tight" anchorx="margin"/>
+              </v:shape>
+            </w:pict>
+          </mc:Fallback>
+        </mc:AlternateContent>
+      </w:r>
+      <w:r>
+        <w:rPr>
+          <w:rFonts w:ascii="Times New Roman" w:hAnsi="Times New Roman" w:cs="Times New Roman"/>
+          <w:noProof/>
+        </w:rPr>
+        <mc:AlternateContent>
+          <mc:Choice Requires="wps">
+            <w:drawing>
+              <wp:anchor distT="45720" distB="45720" distL="114300" distR="114300" simplePos="0" relativeHeight="251661312" behindDoc="1" locked="0" layoutInCell="1" allowOverlap="1" wp14:anchorId="1000A58E" wp14:editId="3B764876">
+                <wp:simplePos x="0" y="0"/>
+                <wp:positionH relativeFrom="margin">
+                  <wp:posOffset>615950</wp:posOffset>
+                </wp:positionH>
+                <wp:positionV relativeFrom="paragraph">
+                  <wp:posOffset>7046595</wp:posOffset>
+                </wp:positionV>
+                <wp:extent cx="4959350" cy="666750"/>
+                <wp:effectExtent l="0" t="0" r="0" b="0"/>
+                <wp:wrapTight wrapText="bothSides">
+                  <wp:wrapPolygon edited="0">
+                    <wp:start x="249" y="0"/>
+                    <wp:lineTo x="249" y="20983"/>
+                    <wp:lineTo x="21323" y="20983"/>
+                    <wp:lineTo x="21323" y="0"/>
+                    <wp:lineTo x="249" y="0"/>
+                  </wp:wrapPolygon>
+                </wp:wrapTight>
+                <wp:docPr id="1" name="Text Box 2"/>
+                <wp:cNvGraphicFramePr>
+                  <a:graphicFrameLocks xmlns:a="http://schemas.openxmlformats.org/drawingml/2006/main"/>
+                </wp:cNvGraphicFramePr>
+                <a:graphic xmlns:a="http://schemas.openxmlformats.org/drawingml/2006/main">
+                  <a:graphicData uri="http://schemas.microsoft.com/office/word/2010/wordprocessingShape">
+                    <wps:wsp>
+                      <wps:cNvSpPr txBox="1">
+                        <a:spLocks noChangeArrowheads="1"/>
+                      </wps:cNvSpPr>
+                      <wps:spPr bwMode="auto">
+                        <a:xfrm>
+                          <a:off x="0" y="0"/>
+                          <a:ext cx="4959350" cy="666750"/>
+                        </a:xfrm>
+                        <a:prstGeom prst="rect">
+                          <a:avLst/>
+                        </a:prstGeom>
+                        <a:noFill/>
+                        <a:ln w="9525">
+                          <a:noFill/>
+                          <a:miter lim="800000"/>
+                          <a:headEnd/>
+                          <a:tailEnd/>
+                        </a:ln>
+                      </wps:spPr>
+                      <wps:txbx>
+                        <w:txbxContent>
+                          <w:p>
+                            <w:pPr>
+                              <w:jc w:val="center"/>
+                              <w:rPr>
+                                <w:rFonts w:ascii="Times New Roman" w:hAnsi="Times New Roman" w:cs="Times New Roman"/>
+                                <w:b/>
+                                <w:bCs/>
+                                <w:color w:val="0070C0"/>
+                                <w:sz w:val="36"/>
+                                <w:szCs w:val="36"/>
+                              </w:rPr>
+                            </w:pPr>
+                            <w:r>
+                              <w:rPr>
+                                <w:rFonts w:ascii="Times New Roman" w:hAnsi="Times New Roman" w:cs="Times New Roman"/>
+                                <w:b/>
+                                <w:bCs/>
+                                <w:color w:val="0070C0"/>
+                                <w:sz w:val="36"/>
+                                <w:szCs w:val="36"/>
+                              </w:rPr>
+                              <w:t>Prof.</w:t>
+                            </w:r>
+                            <w:r>
+                              <w:rPr>
+                                <w:color w:val="0070C0"/>
+                              </w:rPr>
+                              <w:t xml:space="preserve"> </w:t>
+                            </w:r>
+                            <w:r>
+                              <w:rPr>
+                                <w:rFonts w:ascii="Times New Roman" w:hAnsi="Times New Roman" w:cs="Times New Roman"/>
+                                <w:b/>
+                                <w:bCs/>
+                                <w:color w:val="0070C0"/>
+                                <w:sz w:val="36"/>
+                                <w:szCs w:val="36"/>
+                              </w:rPr>
+                              <w:t>PACHECO JIMENEZ JUAN DIEGO</w:t>
+                            </w:r>
+                          </w:p>
+                          <w:p>
+                            <w:pPr>
+                              <w:rPr>
+                                <w:b/>
+                                <w:bCs/>
+                                <w:color w:val="0F4761" w:themeColor="accent1" w:themeShade="BF"/>
+                                <w:sz w:val="36"/>
+                                <w:szCs w:val="36"/>
+                              </w:rPr>
+                            </w:pPr>
+                          </w:p>
+                          <w:p>
+                            <w:pPr>
+                              <w:rPr>
+                                <w:b/>
+                                <w:bCs/>
+                                <w:color w:val="0F4761" w:themeColor="accent1" w:themeShade="BF"/>
+                                <w:sz w:val="36"/>
+                                <w:szCs w:val="36"/>
+                              </w:rPr>
+                            </w:pPr>
+                          </w:p>
+                          <w:p/>
+                        </w:txbxContent>
+                      </wps:txbx>
+                      <wps:bodyPr rot="0" vert="horz" wrap="square" lIns="91440" tIns="45720" rIns="91440" bIns="45720" anchor="t" anchorCtr="0">
+                        <a:noAutofit/>
+                      </wps:bodyPr>
+                    </wps:wsp>
+                  </a:graphicData>
+                </a:graphic>
+                <wp14:sizeRelH relativeFrom="margin">
+                  <wp14:pctWidth>0</wp14:pctWidth>
+                </wp14:sizeRelH>
+                <wp14:sizeRelV relativeFrom="margin">
+                  <wp14:pctHeight>0</wp14:pctHeight>
+                </wp14:sizeRelV>
+              </wp:anchor>
+            </w:drawing>
+          </mc:Choice>
+          <mc:Fallback>
+            <w:pict>
+              <v:shape w14:anchorId="1000A58E" id="_x0000_s1029" type="#_x0000_t202" style="position:absolute;margin-left:48.5pt;margin-top:554.85pt;width:390.5pt;height:52.5pt;z-index:-251655168;visibility:visible;mso-wrap-style:square;mso-width-percent:0;mso-height-percent:0;mso-wrap-distance-left:9pt;mso-wrap-distance-top:3.6pt;mso-wrap-distance-right:9pt;mso-wrap-distance-bottom:3.6pt;mso-position-horizontal:absolute;mso-position-horizontal-relative:margin;mso-position-vertical:absolute;mso-position-vertical-relative:text;mso-width-percent:0;mso-height-percent:0;mso-width-relative:margin;mso-height-relative:margin;v-text-anchor:top" o:gfxdata="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" filled="f" stroked="f">
+                <v:textbox>
+                  <w:txbxContent>
+                    <w:p>
+                      <w:pPr>
+                        <w:jc w:val="center"/>
+                        <w:rPr>
+                          <w:rFonts w:ascii="Times New Roman" w:hAnsi="Times New Roman" w:cs="Times New Roman"/>
+                          <w:b/>
+                          <w:bCs/>
+                          <w:color w:val="0070C0"/>
+                          <w:sz w:val="36"/>
+                          <w:szCs w:val="36"/>
+                        </w:rPr>
+                      </w:pPr>
+                      <w:r>
+                        <w:rPr>
+                          <w:rFonts w:ascii="Times New Roman" w:hAnsi="Times New Roman" w:cs="Times New Roman"/>
+                          <w:b/>
+                          <w:bCs/>
+                          <w:color w:val="0070C0"/>
+                          <w:sz w:val="36"/>
+                          <w:szCs w:val="36"/>
+                        </w:rPr>
+                        <w:t>Prof.</w:t>
+                      </w:r>
+                      <w:r>
+                        <w:rPr>
+                          <w:color w:val="0070C0"/>
+                        </w:rPr>
+                        <w:t xml:space="preserve"> </w:t>
+                      </w:r>
+                      <w:r>
+                        <w:rPr>
+                          <w:rFonts w:ascii="Times New Roman" w:hAnsi="Times New Roman" w:cs="Times New Roman"/>
+                          <w:b/>
+                          <w:bCs/>
+                          <w:color w:val="0070C0"/>
+                          <w:sz w:val="36"/>
+                          <w:szCs w:val="36"/>
+                        </w:rPr>
+                        <w:t>PACHECO JIMENEZ JUAN DIEGO</w:t>
+                      </w:r>
+                    </w:p>
+                    <w:p>
+                      <w:pPr>
+                        <w:rPr>
+                          <w:b/>
+                          <w:bCs/>
+                          <w:color w:val="0F4761" w:themeColor="accent1" w:themeShade="BF"/>
+                          <w:sz w:val="36"/>
+                          <w:szCs w:val="36"/>
+                        </w:rPr>
+                      </w:pPr>
+                    </w:p>
+                    <w:p>
+                      <w:pPr>
+                        <w:rPr>
+                          <w:b/>
+                          <w:bCs/>
+                          <w:color w:val="0F4761" w:themeColor="accent1" w:themeShade="BF"/>
+                          <w:sz w:val="36"/>
+                          <w:szCs w:val="36"/>
+                        </w:rPr>
+                      </w:pPr>
+                    </w:p>
+                    <w:p/>
+                  </w:txbxContent>
+                </v:textbox>
+                <w10:wrap type="tight" anchorx="margin"/>
+              </v:shape>
+            </w:pict>
+          </mc:Fallback>
+        </mc:AlternateContent>
+      </w:r>
+      <w:sdt>
+        <w:sdtPr>
+          <w:rPr>
+            <w:rFonts w:ascii="Times New Roman" w:hAnsi="Times New Roman" w:cs="Times New Roman"/>
+          </w:rPr>
+          <w:id w:val="-848567493"/>
+          <w:docPartObj>
+            <w:docPartGallery w:val="Cover Pages"/>
+            <w:docPartUnique/>
+          </w:docPartObj>
+        </w:sdtPr>
+        <w:sdtEndPr>
+          <w:rPr>
+            <w:noProof/>
+          </w:rPr>
+        </w:sdtEndPr>
+        <w:sdtContent>
+          <w:r>
+            <w:rPr>
+              <w:rFonts w:ascii="Times New Roman" w:hAnsi="Times New Roman" w:cs="Times New Roman"/>
+              <w:noProof/>
+            </w:rPr>
+            <w:br w:type="page"/>
+          </w:r>
+        </w:sdtContent>
+      </w:sdt>
+    </w:p>
+    <w:p>
+      <w:pPr>
         <w:pStyle w:val="Ttulo"/>
       </w:pPr>
       <w:proofErr w:type="spellStart"/>
       <w:r>
+        <w:lastRenderedPageBreak/>
         <w:t>TurnoSync</w:t>
       </w:r>
       <w:proofErr w:type="spellEnd"/>
@@ -3335,6 +4135,7 @@
         <w:pStyle w:val="Ttulo1"/>
       </w:pPr>
       <w:r>
+        <w:lastRenderedPageBreak/>
         <w:t>9. Funciones del Sistema</w:t>
       </w:r>
     </w:p>
@@ -3409,7 +4210,6 @@
         </w:numPr>
       </w:pPr>
       <w:r>
-        <w:lastRenderedPageBreak/>
         <w:t>Cancelar turnos</w:t>
       </w:r>
     </w:p>
@@ -3736,7 +4536,6 @@
         <w:pStyle w:val="Ttulo2"/>
       </w:pPr>
       <w:r>
-        <w:lastRenderedPageBreak/>
         <w:t>13. Conclusión</w:t>
       </w:r>
     </w:p>
@@ -3760,6 +4559,7 @@
     </w:p>
     <w:p/>
     <w:sectPr>
+      <w:headerReference w:type="default" r:id="rId7"/>
       <w:pgSz w:w="12240" w:h="15840"/>
       <w:pgMar w:top="1417" w:right="1701" w:bottom="1417" w:left="1701" w:header="708" w:footer="708" w:gutter="0"/>
       <w:cols w:space="708"/>
@@ -3767,6 +4567,299 @@
     </w:sectPr>
   </w:body>
 </w:document>
+</file>
+
+<file path=word/endnotes.xml><?xml version="1.0" encoding="utf-8"?>
+<w:endnotes xmlns:wpc="http://schemas.microsoft.com/office/word/2010/wordprocessingCanvas" xmlns:cx="http://schemas.microsoft.com/office/drawing/2014/chartex" xmlns:cx1="http://schemas.microsoft.com/office/drawing/2015/9/8/chartex" xmlns:cx2="http://schemas.microsoft.com/office/drawing/2015/10/21/chartex" xmlns:cx3="http://schemas.microsoft.com/office/drawing/2016/5/9/chartex" xmlns:cx4="http://schemas.microsoft.com/office/drawing/2016/5/10/chartex" xmlns:cx5="http://schemas.microsoft.com/office/drawing/2016/5/11/chartex" xmlns:cx6="http://schemas.microsoft.com/office/drawing/2016/5/12/chartex" xmlns:cx7="http://schemas.microsoft.com/office/drawing/2016/5/13/chartex" xmlns:cx8="http://schemas.microsoft.com/office/drawing/2016/5/14/chartex" xmlns:mc="http://schemas.openxmlformats.org/markup-compatibility/2006" xmlns:aink="http://schemas.microsoft.com/office/drawing/2016/ink" xmlns:am3d="http://schemas.microsoft.com/office/drawing/2017/model3d" xmlns:o="urn:schemas-microsoft-com:office:office" xmlns:oel="http://schemas.microsoft.com/office/2019/extlst" xmlns:r="http://schemas.openxmlformats.org/officeDocument/2006/relationships" xmlns:m="http://schemas.openxmlformats.org/officeDocument/2006/math" xmlns:v="urn:schemas-microsoft-com:vml" xmlns:wp14="http://schemas.microsoft.com/office/word/2010/wordprocessingDrawing" xmlns:wp="http://schemas.openxmlformats.org/drawingml/2006/wordprocessingDrawing" xmlns:w10="urn:schemas-microsoft-com:office:word" xmlns:w="http://schemas.openxmlformats.org/wordprocessingml/2006/main" xmlns:w14="http://schemas.microsoft.com/office/word/2010/wordml" xmlns:w15="http://schemas.microsoft.com/office/word/2012/wordml" xmlns:w16cex="http://schemas.microsoft.com/office/word/2018/wordml/cex" xmlns:w16cid="http://schemas.microsoft.com/office/word/2016/wordml/cid" xmlns:w16="http://schemas.microsoft.com/office/word/2018/wordml" xmlns:w16du="http://schemas.microsoft.com/office/word/2023/wordml/word16du" xmlns:w16sdtdh="http://schemas.microsoft.com/office/word/2020/wordml/sdtdatahash" xmlns:w16sdtfl="http://schemas.microsoft.com/office/word/2024/wordml/sdtformatlock" xmlns:w16se="http://schemas.microsoft.com/office/word/2015/wordml/symex" xmlns:wpg="http://schemas.microsoft.com/office/word/2010/wordprocessingGroup" xmlns:wpi="http://schemas.microsoft.com/office/word/2010/wordprocessingInk" xmlns:wne="http://schemas.microsoft.com/office/word/2006/wordml" xmlns:wps="http://schemas.microsoft.com/office/word/2010/wordprocessingShape" mc:Ignorable="w14 w15 w16se w16cid w16 w16cex w16sdtdh w16sdtfl w16du wp14">
+  <w:endnote w:type="separator" w:id="-1">
+    <w:p>
+      <w:r>
+        <w:separator/>
+      </w:r>
+    </w:p>
+  </w:endnote>
+  <w:endnote w:type="continuationSeparator" w:id="0">
+    <w:p>
+      <w:r>
+        <w:continuationSeparator/>
+      </w:r>
+    </w:p>
+  </w:endnote>
+</w:endnotes>
+</file>
+
+<file path=word/footnotes.xml><?xml version="1.0" encoding="utf-8"?>
+<w:footnotes xmlns:wpc="http://schemas.microsoft.com/office/word/2010/wordprocessingCanvas" xmlns:cx="http://schemas.microsoft.com/office/drawing/2014/chartex" xmlns:cx1="http://schemas.microsoft.com/office/drawing/2015/9/8/chartex" xmlns:cx2="http://schemas.microsoft.com/office/drawing/2015/10/21/chartex" xmlns:cx3="http://schemas.microsoft.com/office/drawing/2016/5/9/chartex" xmlns:cx4="http://schemas.microsoft.com/office/drawing/2016/5/10/chartex" xmlns:cx5="http://schemas.microsoft.com/office/drawing/2016/5/11/chartex" xmlns:cx6="http://schemas.microsoft.com/office/drawing/2016/5/12/chartex" xmlns:cx7="http://schemas.microsoft.com/office/drawing/2016/5/13/chartex" xmlns:cx8="http://schemas.microsoft.com/office/drawing/2016/5/14/chartex" xmlns:mc="http://schemas.openxmlformats.org/markup-compatibility/2006" xmlns:aink="http://schemas.microsoft.com/office/drawing/2016/ink" xmlns:am3d="http://schemas.microsoft.com/office/drawing/2017/model3d" xmlns:o="urn:schemas-microsoft-com:office:office" xmlns:oel="http://schemas.microsoft.com/office/2019/extlst" xmlns:r="http://schemas.openxmlformats.org/officeDocument/2006/relationships" xmlns:m="http://schemas.openxmlformats.org/officeDocument/2006/math" xmlns:v="urn:schemas-microsoft-com:vml" xmlns:wp14="http://schemas.microsoft.com/office/word/2010/wordprocessingDrawing" xmlns:wp="http://schemas.openxmlformats.org/drawingml/2006/wordprocessingDrawing" xmlns:w10="urn:schemas-microsoft-com:office:word" xmlns:w="http://schemas.openxmlformats.org/wordprocessingml/2006/main" xmlns:w14="http://schemas.microsoft.com/office/word/2010/wordml" xmlns:w15="http://schemas.microsoft.com/office/word/2012/wordml" xmlns:w16cex="http://schemas.microsoft.com/office/word/2018/wordml/cex" xmlns:w16cid="http://schemas.microsoft.com/office/word/2016/wordml/cid" xmlns:w16="http://schemas.microsoft.com/office/word/2018/wordml" xmlns:w16du="http://schemas.microsoft.com/office/word/2023/wordml/word16du" xmlns:w16sdtdh="http://schemas.microsoft.com/office/word/2020/wordml/sdtdatahash" xmlns:w16sdtfl="http://schemas.microsoft.com/office/word/2024/wordml/sdtformatlock" xmlns:w16se="http://schemas.microsoft.com/office/word/2015/wordml/symex" xmlns:wpg="http://schemas.microsoft.com/office/word/2010/wordprocessingGroup" xmlns:wpi="http://schemas.microsoft.com/office/word/2010/wordprocessingInk" xmlns:wne="http://schemas.microsoft.com/office/word/2006/wordml" xmlns:wps="http://schemas.microsoft.com/office/word/2010/wordprocessingShape" mc:Ignorable="w14 w15 w16se w16cid w16 w16cex w16sdtdh w16sdtfl w16du wp14">
+  <w:footnote w:type="separator" w:id="-1">
+    <w:p>
+      <w:r>
+        <w:separator/>
+      </w:r>
+    </w:p>
+  </w:footnote>
+  <w:footnote w:type="continuationSeparator" w:id="0">
+    <w:p>
+      <w:r>
+        <w:continuationSeparator/>
+      </w:r>
+    </w:p>
+  </w:footnote>
+</w:footnotes>
+</file>
+
+<file path=word/header1.xml><?xml version="1.0" encoding="utf-8"?>
+<w:hdr xmlns:wpc="http://schemas.microsoft.com/office/word/2010/wordprocessingCanvas" xmlns:cx="http://schemas.microsoft.com/office/drawing/2014/chartex" xmlns:cx1="http://schemas.microsoft.com/office/drawing/2015/9/8/chartex" xmlns:cx2="http://schemas.microsoft.com/office/drawing/2015/10/21/chartex" xmlns:cx3="http://schemas.microsoft.com/office/drawing/2016/5/9/chartex" xmlns:cx4="http://schemas.microsoft.com/office/drawing/2016/5/10/chartex" xmlns:cx5="http://schemas.microsoft.com/office/drawing/2016/5/11/chartex" xmlns:cx6="http://schemas.microsoft.com/office/drawing/2016/5/12/chartex" xmlns:cx7="http://schemas.microsoft.com/office/drawing/2016/5/13/chartex" xmlns:cx8="http://schemas.microsoft.com/office/drawing/2016/5/14/chartex" xmlns:mc="http://schemas.openxmlformats.org/markup-compatibility/2006" xmlns:aink="http://schemas.microsoft.com/office/drawing/2016/ink" xmlns:am3d="http://schemas.microsoft.com/office/drawing/2017/model3d" xmlns:o="urn:schemas-microsoft-com:office:office" xmlns:oel="http://schemas.microsoft.com/office/2019/extlst" xmlns:r="http://schemas.openxmlformats.org/officeDocument/2006/relationships" xmlns:m="http://schemas.openxmlformats.org/officeDocument/2006/math" xmlns:v="urn:schemas-microsoft-com:vml" xmlns:wp14="http://schemas.microsoft.com/office/word/2010/wordprocessingDrawing" xmlns:wp="http://schemas.openxmlformats.org/drawingml/2006/wordprocessingDrawing" xmlns:w10="urn:schemas-microsoft-com:office:word" xmlns:w="http://schemas.openxmlformats.org/wordprocessingml/2006/main" xmlns:w14="http://schemas.microsoft.com/office/word/2010/wordml" xmlns:w15="http://schemas.microsoft.com/office/word/2012/wordml" xmlns:w16cex="http://schemas.microsoft.com/office/word/2018/wordml/cex" xmlns:w16cid="http://schemas.microsoft.com/office/word/2016/wordml/cid" xmlns:w16="http://schemas.microsoft.com/office/word/2018/wordml" xmlns:w16du="http://schemas.microsoft.com/office/word/2023/wordml/word16du" xmlns:w16sdtdh="http://schemas.microsoft.com/office/word/2020/wordml/sdtdatahash" xmlns:w16sdtfl="http://schemas.microsoft.com/office/word/2024/wordml/sdtformatlock" xmlns:w16se="http://schemas.microsoft.com/office/word/2015/wordml/symex" xmlns:wpg="http://schemas.microsoft.com/office/word/2010/wordprocessingGroup" xmlns:wpi="http://schemas.microsoft.com/office/word/2010/wordprocessingInk" xmlns:wne="http://schemas.microsoft.com/office/word/2006/wordml" xmlns:wps="http://schemas.microsoft.com/office/word/2010/wordprocessingShape" mc:Ignorable="w14 w15 w16se w16cid w16 w16cex w16sdtdh w16sdtfl w16du wp14">
+  <w:p>
+    <w:pPr>
+      <w:pStyle w:val="Encabezado"/>
+    </w:pPr>
+    <w:r>
+      <w:rPr>
+        <w:noProof/>
+      </w:rPr>
+      <w:drawing>
+        <wp:anchor distT="0" distB="0" distL="114300" distR="114300" simplePos="0" relativeHeight="251660288" behindDoc="1" locked="0" layoutInCell="1" allowOverlap="1" wp14:anchorId="26269D38" wp14:editId="2B553EDD">
+          <wp:simplePos x="0" y="0"/>
+          <wp:positionH relativeFrom="column">
+            <wp:posOffset>4256834</wp:posOffset>
+          </wp:positionH>
+          <wp:positionV relativeFrom="paragraph">
+            <wp:posOffset>324039</wp:posOffset>
+          </wp:positionV>
+          <wp:extent cx="1905000" cy="1014095"/>
+          <wp:effectExtent l="0" t="0" r="0" b="0"/>
+          <wp:wrapTight wrapText="bothSides">
+            <wp:wrapPolygon edited="0">
+              <wp:start x="10368" y="406"/>
+              <wp:lineTo x="1944" y="7709"/>
+              <wp:lineTo x="1296" y="11361"/>
+              <wp:lineTo x="1080" y="15825"/>
+              <wp:lineTo x="1080" y="20288"/>
+              <wp:lineTo x="1296" y="21100"/>
+              <wp:lineTo x="20520" y="21100"/>
+              <wp:lineTo x="20952" y="11767"/>
+              <wp:lineTo x="19440" y="10144"/>
+              <wp:lineTo x="14040" y="7709"/>
+              <wp:lineTo x="11664" y="406"/>
+              <wp:lineTo x="10368" y="406"/>
+            </wp:wrapPolygon>
+          </wp:wrapTight>
+          <wp:docPr id="1071490755" name="Imagen 1071490755" descr="Imagen relacionada"/>
+          <wp:cNvGraphicFramePr>
+            <a:graphicFrameLocks xmlns:a="http://schemas.openxmlformats.org/drawingml/2006/main" noChangeAspect="1"/>
+          </wp:cNvGraphicFramePr>
+          <a:graphic xmlns:a="http://schemas.openxmlformats.org/drawingml/2006/main">
+            <a:graphicData uri="http://schemas.openxmlformats.org/drawingml/2006/picture">
+              <pic:pic xmlns:pic="http://schemas.openxmlformats.org/drawingml/2006/picture">
+                <pic:nvPicPr>
+                  <pic:cNvPr id="0" name="Picture 1" descr="Imagen relacionada"/>
+                  <pic:cNvPicPr>
+                    <a:picLocks noChangeAspect="1" noChangeArrowheads="1"/>
+                  </pic:cNvPicPr>
+                </pic:nvPicPr>
+                <pic:blipFill rotWithShape="1">
+                  <a:blip r:embed="rId1">
+                    <a:extLst>
+                      <a:ext uri="{28A0092B-C50C-407E-A947-70E740481C1C}">
+                        <a14:useLocalDpi xmlns:a14="http://schemas.microsoft.com/office/drawing/2010/main" val="0"/>
+                      </a:ext>
+                    </a:extLst>
+                  </a:blip>
+                  <a:srcRect l="1" r="2272" b="14782"/>
+                  <a:stretch/>
+                </pic:blipFill>
+                <pic:spPr bwMode="auto">
+                  <a:xfrm>
+                    <a:off x="0" y="0"/>
+                    <a:ext cx="1905000" cy="1014095"/>
+                  </a:xfrm>
+                  <a:prstGeom prst="rect">
+                    <a:avLst/>
+                  </a:prstGeom>
+                  <a:noFill/>
+                  <a:ln>
+                    <a:noFill/>
+                  </a:ln>
+                  <a:extLst>
+                    <a:ext uri="{53640926-AAD7-44D8-BBD7-CCE9431645EC}">
+                      <a14:shadowObscured xmlns:a14="http://schemas.microsoft.com/office/drawing/2010/main"/>
+                    </a:ext>
+                  </a:extLst>
+                </pic:spPr>
+              </pic:pic>
+            </a:graphicData>
+          </a:graphic>
+        </wp:anchor>
+      </w:drawing>
+    </w:r>
+    <w:r>
+      <w:rPr>
+        <w:noProof/>
+      </w:rPr>
+      <mc:AlternateContent>
+        <mc:Choice Requires="wps">
+          <w:drawing>
+            <wp:anchor distT="0" distB="0" distL="114300" distR="114300" simplePos="0" relativeHeight="251659264" behindDoc="0" locked="0" layoutInCell="1" allowOverlap="1" wp14:anchorId="7EAE2976" wp14:editId="676F0E29">
+              <wp:simplePos x="0" y="0"/>
+              <wp:positionH relativeFrom="margin">
+                <wp:posOffset>6158298</wp:posOffset>
+              </wp:positionH>
+              <wp:positionV relativeFrom="page">
+                <wp:posOffset>110679</wp:posOffset>
+              </wp:positionV>
+              <wp:extent cx="352425" cy="1680845"/>
+              <wp:effectExtent l="0" t="0" r="9525" b="0"/>
+              <wp:wrapNone/>
+              <wp:docPr id="3" name="Rectangle 132"/>
+              <wp:cNvGraphicFramePr>
+                <a:graphicFrameLocks xmlns:a="http://schemas.openxmlformats.org/drawingml/2006/main" noChangeAspect="1"/>
+              </wp:cNvGraphicFramePr>
+              <a:graphic xmlns:a="http://schemas.openxmlformats.org/drawingml/2006/main">
+                <a:graphicData uri="http://schemas.microsoft.com/office/word/2010/wordprocessingShape">
+                  <wps:wsp>
+                    <wps:cNvSpPr>
+                      <a:spLocks noChangeAspect="1"/>
+                    </wps:cNvSpPr>
+                    <wps:spPr>
+                      <a:xfrm>
+                        <a:off x="0" y="0"/>
+                        <a:ext cx="352425" cy="1680845"/>
+                      </a:xfrm>
+                      <a:prstGeom prst="rect">
+                        <a:avLst/>
+                      </a:prstGeom>
+                      <a:ln>
+                        <a:noFill/>
+                      </a:ln>
+                    </wps:spPr>
+                    <wps:style>
+                      <a:lnRef idx="2">
+                        <a:schemeClr val="accent1">
+                          <a:shade val="50000"/>
+                        </a:schemeClr>
+                      </a:lnRef>
+                      <a:fillRef idx="1">
+                        <a:schemeClr val="accent1"/>
+                      </a:fillRef>
+                      <a:effectRef idx="0">
+                        <a:schemeClr val="accent1"/>
+                      </a:effectRef>
+                      <a:fontRef idx="minor">
+                        <a:schemeClr val="lt1"/>
+                      </a:fontRef>
+                    </wps:style>
+                    <wps:txbx>
+                      <w:txbxContent>
+                        <w:sdt>
+                          <w:sdtPr>
+                            <w:rPr>
+                              <w:color w:val="FFFFFF" w:themeColor="background1"/>
+                              <w:szCs w:val="24"/>
+                            </w:rPr>
+                            <w:alias w:val="Year"/>
+                            <w:tag w:val=""/>
+                            <w:id w:val="994073388"/>
+                            <w:showingPlcHdr/>
+                            <w:dataBinding w:prefixMappings="xmlns:ns0='http://schemas.microsoft.com/office/2006/coverPageProps' " w:xpath="/ns0:CoverPageProperties[1]/ns0:PublishDate[1]" w:storeItemID="{55AF091B-3C7A-41E3-B477-F2FDAA23CFDA}"/>
+                            <w:date>
+                              <w:dateFormat w:val="yyyy"/>
+                              <w:lid w:val="en-US"/>
+                              <w:storeMappedDataAs w:val="dateTime"/>
+                              <w:calendar w:val="gregorian"/>
+                            </w:date>
+                          </w:sdtPr>
+                          <w:sdtContent>
+                            <w:p>
+                              <w:pPr>
+                                <w:jc w:val="right"/>
+                                <w:rPr>
+                                  <w:color w:val="FFFFFF" w:themeColor="background1"/>
+                                  <w:szCs w:val="24"/>
+                                </w:rPr>
+                              </w:pPr>
+                              <w:r>
+                                <w:rPr>
+                                  <w:color w:val="FFFFFF" w:themeColor="background1"/>
+                                  <w:szCs w:val="24"/>
+                                </w:rPr>
+                                <w:t xml:space="preserve">     </w:t>
+                              </w:r>
+                            </w:p>
+                          </w:sdtContent>
+                        </w:sdt>
+                      </w:txbxContent>
+                    </wps:txbx>
+                    <wps:bodyPr rot="0" spcFirstLastPara="0" vertOverflow="overflow" horzOverflow="overflow" vert="horz" wrap="square" lIns="45720" tIns="45720" rIns="45720" bIns="45720" numCol="1" spcCol="0" rtlCol="0" fromWordArt="0" anchor="b" anchorCtr="0" forceAA="0" compatLnSpc="1">
+                      <a:prstTxWarp prst="textNoShape">
+                        <a:avLst/>
+                      </a:prstTxWarp>
+                      <a:noAutofit/>
+                    </wps:bodyPr>
+                  </wps:wsp>
+                </a:graphicData>
+              </a:graphic>
+              <wp14:sizeRelH relativeFrom="page">
+                <wp14:pctWidth>0</wp14:pctWidth>
+              </wp14:sizeRelH>
+              <wp14:sizeRelV relativeFrom="page">
+                <wp14:pctHeight>0</wp14:pctHeight>
+              </wp14:sizeRelV>
+            </wp:anchor>
+          </w:drawing>
+        </mc:Choice>
+        <mc:Fallback>
+          <w:pict>
+            <v:rect w14:anchorId="7EAE2976" id="Rectangle 132" o:spid="_x0000_s1030" style="position:absolute;margin-left:484.9pt;margin-top:8.7pt;width:27.75pt;height:132.35pt;z-index:251659264;visibility:visible;mso-wrap-style:square;mso-width-percent:0;mso-height-percent:0;mso-wrap-distance-left:9pt;mso-wrap-distance-top:0;mso-wrap-distance-right:9pt;mso-wrap-distance-bottom:0;mso-position-horizontal:absolute;mso-position-horizontal-relative:margin;mso-position-vertical:absolute;mso-position-vertical-relative:page;mso-width-percent:0;mso-height-percent:0;mso-width-relative:page;mso-height-relative:page;v-text-anchor:bottom" o:gfxdata="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" fillcolor="#156082 [3204]" stroked="f" strokeweight="1pt">
+              <o:lock v:ext="edit" aspectratio="t"/>
+              <v:textbox inset="3.6pt,,3.6pt">
+                <w:txbxContent>
+                  <w:sdt>
+                    <w:sdtPr>
+                      <w:rPr>
+                        <w:color w:val="FFFFFF" w:themeColor="background1"/>
+                        <w:szCs w:val="24"/>
+                      </w:rPr>
+                      <w:alias w:val="Year"/>
+                      <w:tag w:val=""/>
+                      <w:id w:val="994073388"/>
+                      <w:showingPlcHdr/>
+                      <w:dataBinding w:prefixMappings="xmlns:ns0='http://schemas.microsoft.com/office/2006/coverPageProps' " w:xpath="/ns0:CoverPageProperties[1]/ns0:PublishDate[1]" w:storeItemID="{55AF091B-3C7A-41E3-B477-F2FDAA23CFDA}"/>
+                      <w:date>
+                        <w:dateFormat w:val="yyyy"/>
+                        <w:lid w:val="en-US"/>
+                        <w:storeMappedDataAs w:val="dateTime"/>
+                        <w:calendar w:val="gregorian"/>
+                      </w:date>
+                    </w:sdtPr>
+                    <w:sdtContent>
+                      <w:p>
+                        <w:pPr>
+                          <w:jc w:val="right"/>
+                          <w:rPr>
+                            <w:color w:val="FFFFFF" w:themeColor="background1"/>
+                            <w:szCs w:val="24"/>
+                          </w:rPr>
+                        </w:pPr>
+                        <w:r>
+                          <w:rPr>
+                            <w:color w:val="FFFFFF" w:themeColor="background1"/>
+                            <w:szCs w:val="24"/>
+                          </w:rPr>
+                          <w:t xml:space="preserve">     </w:t>
+                        </w:r>
+                      </w:p>
+                    </w:sdtContent>
+                  </w:sdt>
+                </w:txbxContent>
+              </v:textbox>
+              <w10:wrap anchorx="margin" anchory="page"/>
+            </v:rect>
+          </w:pict>
+        </mc:Fallback>
+      </mc:AlternateContent>
+    </w:r>
+  </w:p>
+</w:hdr>
 </file>
 
 <file path=word/numbering.xml><?xml version="1.0" encoding="utf-8"?>
@@ -10517,7 +11610,6 @@
   <w:style w:type="character" w:default="1" w:styleId="Fuentedeprrafopredeter">
     <w:name w:val="Default Paragraph Font"/>
     <w:uiPriority w:val="1"/>
-    <w:semiHidden/>
     <w:unhideWhenUsed/>
   </w:style>
   <w:style w:type="table" w:default="1" w:styleId="Tablanormal">
@@ -10543,6 +11635,7 @@
   </w:style>
   <w:style w:type="paragraph" w:styleId="Sinespaciado">
     <w:name w:val="No Spacing"/>
+    <w:link w:val="SinespaciadoCar"/>
     <w:uiPriority w:val="1"/>
     <w:qFormat/>
     <w:rsid w:val="00E46930"/>
@@ -10869,6 +11962,66 @@
       </w:tblBorders>
     </w:tblPr>
   </w:style>
+  <w:style w:type="character" w:customStyle="1" w:styleId="SinespaciadoCar">
+    <w:name w:val="Sin espaciado Car"/>
+    <w:basedOn w:val="Fuentedeprrafopredeter"/>
+    <w:link w:val="Sinespaciado"/>
+    <w:uiPriority w:val="1"/>
+    <w:rsid w:val="00CD309E"/>
+    <w:rPr>
+      <w:rFonts w:cs="Times New Roman"/>
+      <w:sz w:val="22"/>
+      <w:szCs w:val="22"/>
+    </w:rPr>
+  </w:style>
+  <w:style w:type="paragraph" w:styleId="Encabezado">
+    <w:name w:val="header"/>
+    <w:basedOn w:val="Normal"/>
+    <w:link w:val="EncabezadoCar"/>
+    <w:uiPriority w:val="99"/>
+    <w:unhideWhenUsed/>
+    <w:rsid w:val="00CD309E"/>
+    <w:pPr>
+      <w:tabs>
+        <w:tab w:val="center" w:pos="4419"/>
+        <w:tab w:val="right" w:pos="8838"/>
+      </w:tabs>
+    </w:pPr>
+  </w:style>
+  <w:style w:type="character" w:customStyle="1" w:styleId="EncabezadoCar">
+    <w:name w:val="Encabezado Car"/>
+    <w:basedOn w:val="Fuentedeprrafopredeter"/>
+    <w:link w:val="Encabezado"/>
+    <w:uiPriority w:val="99"/>
+    <w:rsid w:val="00CD309E"/>
+    <w:rPr>
+      <w:lang w:eastAsia="es-CR"/>
+    </w:rPr>
+  </w:style>
+  <w:style w:type="paragraph" w:styleId="Piedepgina">
+    <w:name w:val="footer"/>
+    <w:basedOn w:val="Normal"/>
+    <w:link w:val="PiedepginaCar"/>
+    <w:uiPriority w:val="99"/>
+    <w:unhideWhenUsed/>
+    <w:rsid w:val="00CD309E"/>
+    <w:pPr>
+      <w:tabs>
+        <w:tab w:val="center" w:pos="4419"/>
+        <w:tab w:val="right" w:pos="8838"/>
+      </w:tabs>
+    </w:pPr>
+  </w:style>
+  <w:style w:type="character" w:customStyle="1" w:styleId="PiedepginaCar">
+    <w:name w:val="Pie de página Car"/>
+    <w:basedOn w:val="Fuentedeprrafopredeter"/>
+    <w:link w:val="Piedepgina"/>
+    <w:uiPriority w:val="99"/>
+    <w:rsid w:val="00CD309E"/>
+    <w:rPr>
+      <w:lang w:eastAsia="es-CR"/>
+    </w:rPr>
+  </w:style>
 </w:styles>
 </file>
 
